--- a/metaanalysis/paper_v2/split/01_title_declarations.docx
+++ b/metaanalysis/paper_v2/split/01_title_declarations.docx
@@ -392,7 +392,7 @@
           <w:rFonts w:ascii="Times New Roman" w:hAnsi="Times New Roman" w:eastAsia="Times New Roman"/>
           <w:sz w:val="24"/>
         </w:rPr>
-        <w:t>A preprint version of this manuscript has been deposited on Research Square (https://doi.org/[TO BE FILLED AFTER PREPRINT DOI IS ASSIGNED]). This preprint has not been peer-reviewed by a journal. Any substantive revisions introduced during peer review are reflected in the present journal version and in a versioned preprint update.</w:t>
+        <w:t>A preprint version of this manuscript has been deposited on Research Square (https://doi.org/10.21203/rs.3.rs-9513298). This preprint has not been peer-reviewed by a journal. Any substantive revisions introduced during peer review are reflected in the present journal version and in a versioned preprint update.</w:t>
       </w:r>
     </w:p>
     <w:p>

--- a/metaanalysis/paper_v2/split/01_title_declarations.docx
+++ b/metaanalysis/paper_v2/split/01_title_declarations.docx
@@ -320,7 +320,7 @@
           <w:b/>
           <w:sz w:val="24"/>
         </w:rPr>
-        <w:t>Availability of data and material</w:t>
+        <w:t>Data and Code Availability</w:t>
       </w:r>
     </w:p>
     <w:p>

--- a/metaanalysis/paper_v2/split/01_title_declarations.docx
+++ b/metaanalysis/paper_v2/split/01_title_declarations.docx
@@ -320,7 +320,7 @@
           <w:b/>
           <w:sz w:val="24"/>
         </w:rPr>
-        <w:t>Data and Code Availability</w:t>
+        <w:t>Data Availability Statement</w:t>
       </w:r>
     </w:p>
     <w:p>

--- a/metaanalysis/paper_v2/split/01_title_declarations.docx
+++ b/metaanalysis/paper_v2/split/01_title_declarations.docx
@@ -242,7 +242,7 @@
           <w:rFonts w:ascii="Times New Roman" w:hAnsi="Times New Roman" w:eastAsia="Times New Roman"/>
           <w:sz w:val="24"/>
         </w:rPr>
-        <w:t>Not applicable. This meta-analysis synthesizes data from previously published studies and does not involve direct collection of data from human participants. Ethical approval for the original studies was the responsibility of the authors of those studies.</w:t>
+        <w:t>Not applicable. This study is a systematic review and meta-analysis of previously published quantitative research and did not involve any direct collection of data from human participants by the present author. As no new primary data were collected, no Institutional Review Board (IRB) or Research Ethics Committee approval was required for the conduct of this synthesis. The conduct of this review followed the ethical principles outlined in the Declaration of Helsinki (as revised in 2013) and the PRISMA 2020 reporting guidelines for systematic reviews. Ethical approval for each of the included primary studies was the responsibility of the original investigators of those studies, as documented in their respective publications.</w:t>
       </w:r>
     </w:p>
     <w:p>
@@ -260,7 +260,7 @@
           <w:b/>
           <w:sz w:val="24"/>
         </w:rPr>
-        <w:t>Informed Consent</w:t>
+        <w:t>Consent to Participate</w:t>
       </w:r>
     </w:p>
     <w:p>
@@ -272,7 +272,67 @@
           <w:rFonts w:ascii="Times New Roman" w:hAnsi="Times New Roman" w:eastAsia="Times New Roman"/>
           <w:sz w:val="24"/>
         </w:rPr>
-        <w:t>Not applicable. All included studies obtained informed consent from their participants in accordance with institutional and journal requirements at the time of original data collection.</w:t>
+        <w:t>Not applicable. This systematic review and meta-analysis did not involve any direct interaction with, or recruitment of, human participants by the present author. Informed consent and consent to participate for the underlying data were obtained by the original investigators of each included primary study at the time of original data collection, in accordance with the institutional and ethical standards applicable at that time.</w:t>
+      </w:r>
+    </w:p>
+    <w:p>
+      <w:pPr>
+        <w:spacing w:line="480" w:lineRule="auto" w:before="0" w:after="0"/>
+      </w:pPr>
+    </w:p>
+    <w:p>
+      <w:pPr>
+        <w:spacing w:line="480" w:lineRule="auto" w:before="0" w:after="0"/>
+      </w:pPr>
+      <w:r>
+        <w:rPr>
+          <w:rFonts w:ascii="Times New Roman" w:hAnsi="Times New Roman" w:eastAsia="Times New Roman"/>
+          <w:b/>
+          <w:sz w:val="24"/>
+        </w:rPr>
+        <w:t>Consent for Publication</w:t>
+      </w:r>
+    </w:p>
+    <w:p>
+      <w:pPr>
+        <w:spacing w:line="480" w:lineRule="auto" w:before="0" w:after="0"/>
+      </w:pPr>
+      <w:r>
+        <w:rPr>
+          <w:rFonts w:ascii="Times New Roman" w:hAnsi="Times New Roman" w:eastAsia="Times New Roman"/>
+          <w:sz w:val="24"/>
+        </w:rPr>
+        <w:t>Not applicable. This manuscript does not contain any individual person's data in any form (including individual details, images, or videos).</w:t>
+      </w:r>
+    </w:p>
+    <w:p>
+      <w:pPr>
+        <w:spacing w:line="480" w:lineRule="auto" w:before="0" w:after="0"/>
+      </w:pPr>
+    </w:p>
+    <w:p>
+      <w:pPr>
+        <w:spacing w:line="480" w:lineRule="auto" w:before="0" w:after="0"/>
+      </w:pPr>
+      <w:r>
+        <w:rPr>
+          <w:rFonts w:ascii="Times New Roman" w:hAnsi="Times New Roman" w:eastAsia="Times New Roman"/>
+          <w:b/>
+          <w:sz w:val="24"/>
+        </w:rPr>
+        <w:t>Human Ethics and Consent to Participate Declarations</w:t>
+      </w:r>
+    </w:p>
+    <w:p>
+      <w:pPr>
+        <w:spacing w:line="480" w:lineRule="auto" w:before="0" w:after="0"/>
+      </w:pPr>
+      <w:r>
+        <w:rPr>
+          <w:rFonts w:ascii="Times New Roman" w:hAnsi="Times New Roman" w:eastAsia="Times New Roman"/>
+          <w:sz w:val="24"/>
+        </w:rPr>
+        <w:t>Not applicable.</w:t>
       </w:r>
     </w:p>
     <w:p>

--- a/metaanalysis/paper_v2/split/01_title_declarations.docx
+++ b/metaanalysis/paper_v2/split/01_title_declarations.docx
@@ -392,7 +392,7 @@
           <w:rFonts w:ascii="Times New Roman" w:hAnsi="Times New Roman" w:eastAsia="Times New Roman"/>
           <w:sz w:val="24"/>
         </w:rPr>
-        <w:t>All extracted data, analysis code, search logs, risk-of-bias ratings, figures, and supplementary materials are publicly available on the associated OSF project (https://doi.org/10.17605/OSF.IO/79M5J). Each component has been assigned a DOI for direct citation: 01_protocol (https://doi.org/10.17605/OSF.IO/7FRGH) — protocol, literature review, deep reading notes, and manuscript drafts; 02_search (https://doi.org/10.17605/OSF.IO/UVJDY) — search log and candidate studies; 03_screening (https://doi.org/10.17605/OSF.IO/YH28G) — PRISMA flow counts (forthcoming); 04_extraction (https://doi.org/10.17605/OSF.IO/5UW98) — data extraction CSV and coding manual; 05_risk_of_bias (https://doi.org/10.17605/OSF.IO/3XYNE) — JBI risk-of-bias ratings (forthcoming); 06_analysis (https://doi.org/10.17605/OSF.IO/Q4XKB) — Python analysis scripts, pooled results, moderator analyses, sensitivity analyses, and generating code for all tables and figures; and 07_pdf_index (https://doi.org/10.17605/OSF.IO/XZ6PT) — DOI index of included studies.</w:t>
+        <w:t>All extracted data, analysis code, search logs, risk-of-bias ratings, figures, and supplementary materials are publicly available on the associated OSF project (https://doi.org/10.17605/OSF.IO/79M5J). Each component has been assigned a DOI for direct citation: 01_protocol (https://doi.org/10.17605/OSF.IO/7FRGH) — protocol, literature review, deep reading notes, and manuscript drafts; 02_search (https://doi.org/10.17605/OSF.IO/UVJDY) — search log and candidate studies; 03_screening (https://doi.org/10.17605/OSF.IO/YH28G) — PRISMA flow counts and screening decisions; 04_extraction (https://doi.org/10.17605/OSF.IO/5UW98) — data extraction CSV and coding manual; 05_risk_of_bias (https://doi.org/10.17605/OSF.IO/3XYNE) — JBI risk-of-bias ratings for each included study; 06_analysis (https://doi.org/10.17605/OSF.IO/Q4XKB) — Python analysis scripts, pooled results, moderator analyses, sensitivity analyses, and generating code for all tables and figures; and 07_pdf_index (https://doi.org/10.17605/OSF.IO/XZ6PT) — DOI index of included studies.</w:t>
       </w:r>
     </w:p>
     <w:p>
